--- a/files/YaoZHIhu/姚勇文章目录/9＋1怎么判断自己/01上个问题与回答.docx
+++ b/files/YaoZHIhu/姚勇文章目录/9＋1怎么判断自己/01上个问题与回答.docx
@@ -623,7 +623,7 @@
           <w:color w:val="212529"/>
           <w:sz w:val="23"/>
         </w:rPr>
-        <w:t>《发展心理学》第1篇没有点书名，只写了「成长心理学」可作为入门路径，并指向原生家庭拼图。你记得读过的那本，按国内教材最常见的是林崇德主编《发展心理学》第三版。它管的是年龄阶段和家庭如何铸性格，接第9篇第4块更合适，不直接给 1.1.1 打分。目录同样只摘录，不存盗版全文。</w:t>
+        <w:t>《发展心理学》第1篇没有点书名，只写了「成长心理学」可作为入门路径，并指向原生家庭拼图。工具书按指定换成罗伯特·S·费尔德曼（Robert S. Feldman）《发展心理学：探索人生发展的轨迹（原书第3版）》，苏彦捷译，机械工业出版社2017年。它管的是年龄阶段和家庭如何铸性格，接第9篇第4块更合适，不直接给 1.1.1 打分。目录同样只摘录，不存盗版全文。</w:t>
       </w:r>
     </w:p>
     <w:p>

--- a/files/YaoZHIhu/姚勇文章目录/9＋1怎么判断自己/01上个问题与回答.docx
+++ b/files/YaoZHIhu/姚勇文章目录/9＋1怎么判断自己/01上个问题与回答.docx
@@ -623,7 +623,7 @@
           <w:color w:val="212529"/>
           <w:sz w:val="23"/>
         </w:rPr>
-        <w:t>《发展心理学》第1篇没有点书名，只写了「成长心理学」可作为入门路径，并指向原生家庭拼图。工具书按指定换成罗伯特·S·费尔德曼（Robert S. Feldman）《发展心理学：探索人生发展的轨迹（原书第3版）》，苏彦捷译，机械工业出版社2017年。它管的是年龄阶段和家庭如何铸性格，接第9篇第4块更合适，不直接给 1.1.1 打分。目录同样只摘录，不存盗版全文。</w:t>
+        <w:t>《发展心理学》第1篇没有点书名，只写了「成长心理学」可作为入门路径，并指向原生家庭拼图。你入库的是湛庐《费尔德曼发展心理学（原书第4版）》。目录已按拆分PDF第1–1430页改正；单书维度另见本文件夹「发展心理学-单书维度」，未并进 1.1.1。它管的是年龄阶段和家庭如何铸性格，接第9篇第4块更合适，不直接给 1.1.1 打分。目录同样只摘录，不存盗版全文。</w:t>
       </w:r>
     </w:p>
     <w:p>
